--- a/CSDiD Results/Green_Bond_Stata_Table.docx
+++ b/CSDiD Results/Green_Bond_Stata_Table.docx
@@ -234,25 +234,7 @@
                 <w:b/>
                 <w:sz w:val="20"/>
               </w:rPr>
-              <w:t xml:space="preserve">Panel A: </w:t>
-            </w:r>
-            <w:proofErr w:type="gramStart"/>
-            <w:r>
-              <w:rPr>
-                <w:rFonts w:ascii="Times New Roman" w:eastAsia="Times New Roman" w:hAnsi="Times New Roman" w:cs="Times New Roman"/>
-                <w:b/>
-                <w:sz w:val="20"/>
-              </w:rPr>
-              <w:t>ln(</w:t>
-            </w:r>
-            <w:proofErr w:type="gramEnd"/>
-            <w:r>
-              <w:rPr>
-                <w:rFonts w:ascii="Times New Roman" w:eastAsia="Times New Roman" w:hAnsi="Times New Roman" w:cs="Times New Roman"/>
-                <w:b/>
-                <w:sz w:val="20"/>
-              </w:rPr>
-              <w:t>Solar Capacity)</w:t>
+              <w:t>Panel A: ln(Solar Capacity)</w:t>
             </w:r>
           </w:p>
         </w:tc>
@@ -372,122 +354,122 @@
                 <w:rFonts w:ascii="Times New Roman" w:eastAsia="Times New Roman" w:hAnsi="Times New Roman" w:cs="Times New Roman"/>
                 <w:sz w:val="20"/>
               </w:rPr>
-              <w:t>2.2934***</w:t>
-            </w:r>
-          </w:p>
-        </w:tc>
-        <w:tc>
-          <w:tcPr>
-            <w:tcW w:w="1337" w:type="dxa"/>
-            <w:tcBorders>
-              <w:top w:val="nil"/>
-              <w:left w:val="nil"/>
-              <w:bottom w:val="nil"/>
-              <w:right w:val="nil"/>
-            </w:tcBorders>
-          </w:tcPr>
-          <w:p>
-            <w:pPr>
-              <w:jc w:val="center"/>
-            </w:pPr>
-            <w:r>
-              <w:rPr>
-                <w:rFonts w:ascii="Times New Roman" w:eastAsia="Times New Roman" w:hAnsi="Times New Roman" w:cs="Times New Roman"/>
-                <w:sz w:val="20"/>
-              </w:rPr>
-              <w:t>1.1073***</w:t>
-            </w:r>
-          </w:p>
-        </w:tc>
-        <w:tc>
-          <w:tcPr>
-            <w:tcW w:w="1337" w:type="dxa"/>
-            <w:tcBorders>
-              <w:top w:val="nil"/>
-              <w:left w:val="nil"/>
-              <w:bottom w:val="nil"/>
-              <w:right w:val="nil"/>
-            </w:tcBorders>
-          </w:tcPr>
-          <w:p>
-            <w:pPr>
-              <w:jc w:val="center"/>
-            </w:pPr>
-            <w:r>
-              <w:rPr>
-                <w:rFonts w:ascii="Times New Roman" w:eastAsia="Times New Roman" w:hAnsi="Times New Roman" w:cs="Times New Roman"/>
-                <w:sz w:val="20"/>
-              </w:rPr>
-              <w:t>0.5233*</w:t>
-            </w:r>
-          </w:p>
-        </w:tc>
-        <w:tc>
-          <w:tcPr>
-            <w:tcW w:w="1337" w:type="dxa"/>
-            <w:tcBorders>
-              <w:top w:val="nil"/>
-              <w:left w:val="nil"/>
-              <w:bottom w:val="nil"/>
-              <w:right w:val="nil"/>
-            </w:tcBorders>
-          </w:tcPr>
-          <w:p>
-            <w:pPr>
-              <w:jc w:val="center"/>
-            </w:pPr>
-            <w:r>
-              <w:rPr>
-                <w:rFonts w:ascii="Times New Roman" w:eastAsia="Times New Roman" w:hAnsi="Times New Roman" w:cs="Times New Roman"/>
-                <w:sz w:val="20"/>
-              </w:rPr>
-              <w:t>0.5558**</w:t>
-            </w:r>
-          </w:p>
-        </w:tc>
-        <w:tc>
-          <w:tcPr>
-            <w:tcW w:w="1337" w:type="dxa"/>
-            <w:tcBorders>
-              <w:top w:val="nil"/>
-              <w:left w:val="nil"/>
-              <w:bottom w:val="nil"/>
-              <w:right w:val="nil"/>
-            </w:tcBorders>
-          </w:tcPr>
-          <w:p>
-            <w:pPr>
-              <w:jc w:val="center"/>
-            </w:pPr>
-            <w:r>
-              <w:rPr>
-                <w:rFonts w:ascii="Times New Roman" w:eastAsia="Times New Roman" w:hAnsi="Times New Roman" w:cs="Times New Roman"/>
-                <w:sz w:val="20"/>
-              </w:rPr>
-              <w:t>0.9015**</w:t>
-            </w:r>
-          </w:p>
-        </w:tc>
-        <w:tc>
-          <w:tcPr>
-            <w:tcW w:w="1337" w:type="dxa"/>
-            <w:tcBorders>
-              <w:top w:val="nil"/>
-              <w:left w:val="nil"/>
-              <w:bottom w:val="nil"/>
-              <w:right w:val="nil"/>
-            </w:tcBorders>
-          </w:tcPr>
-          <w:p>
-            <w:pPr>
-              <w:jc w:val="center"/>
-            </w:pPr>
-            <w:r>
-              <w:rPr>
-                <w:rFonts w:ascii="Times New Roman" w:eastAsia="Times New Roman" w:hAnsi="Times New Roman" w:cs="Times New Roman"/>
-                <w:sz w:val="20"/>
-              </w:rPr>
-              <w:t>1.4376***</w:t>
+              <w:t>1.6145**</w:t>
+            </w:r>
+          </w:p>
+        </w:tc>
+        <w:tc>
+          <w:tcPr>
+            <w:tcW w:w="1337" w:type="dxa"/>
+            <w:tcBorders>
+              <w:top w:val="nil"/>
+              <w:left w:val="nil"/>
+              <w:bottom w:val="nil"/>
+              <w:right w:val="nil"/>
+            </w:tcBorders>
+          </w:tcPr>
+          <w:p>
+            <w:pPr>
+              <w:jc w:val="center"/>
+            </w:pPr>
+            <w:r>
+              <w:rPr>
+                <w:rFonts w:ascii="Times New Roman" w:eastAsia="Times New Roman" w:hAnsi="Times New Roman" w:cs="Times New Roman"/>
+                <w:sz w:val="20"/>
+              </w:rPr>
+              <w:t>3.3800**</w:t>
+            </w:r>
+          </w:p>
+        </w:tc>
+        <w:tc>
+          <w:tcPr>
+            <w:tcW w:w="1337" w:type="dxa"/>
+            <w:tcBorders>
+              <w:top w:val="nil"/>
+              <w:left w:val="nil"/>
+              <w:bottom w:val="nil"/>
+              <w:right w:val="nil"/>
+            </w:tcBorders>
+          </w:tcPr>
+          <w:p>
+            <w:pPr>
+              <w:jc w:val="center"/>
+            </w:pPr>
+            <w:r>
+              <w:rPr>
+                <w:rFonts w:ascii="Times New Roman" w:eastAsia="Times New Roman" w:hAnsi="Times New Roman" w:cs="Times New Roman"/>
+                <w:sz w:val="20"/>
+              </w:rPr>
+              <w:t>0.3998</w:t>
+            </w:r>
+          </w:p>
+        </w:tc>
+        <w:tc>
+          <w:tcPr>
+            <w:tcW w:w="1337" w:type="dxa"/>
+            <w:tcBorders>
+              <w:top w:val="nil"/>
+              <w:left w:val="nil"/>
+              <w:bottom w:val="nil"/>
+              <w:right w:val="nil"/>
+            </w:tcBorders>
+          </w:tcPr>
+          <w:p>
+            <w:pPr>
+              <w:jc w:val="center"/>
+            </w:pPr>
+            <w:r>
+              <w:rPr>
+                <w:rFonts w:ascii="Times New Roman" w:eastAsia="Times New Roman" w:hAnsi="Times New Roman" w:cs="Times New Roman"/>
+                <w:sz w:val="20"/>
+              </w:rPr>
+              <w:t>0.5572*</w:t>
+            </w:r>
+          </w:p>
+        </w:tc>
+        <w:tc>
+          <w:tcPr>
+            <w:tcW w:w="1337" w:type="dxa"/>
+            <w:tcBorders>
+              <w:top w:val="nil"/>
+              <w:left w:val="nil"/>
+              <w:bottom w:val="nil"/>
+              <w:right w:val="nil"/>
+            </w:tcBorders>
+          </w:tcPr>
+          <w:p>
+            <w:pPr>
+              <w:jc w:val="center"/>
+            </w:pPr>
+            <w:r>
+              <w:rPr>
+                <w:rFonts w:ascii="Times New Roman" w:eastAsia="Times New Roman" w:hAnsi="Times New Roman" w:cs="Times New Roman"/>
+                <w:sz w:val="20"/>
+              </w:rPr>
+              <w:t>0.8954**</w:t>
+            </w:r>
+          </w:p>
+        </w:tc>
+        <w:tc>
+          <w:tcPr>
+            <w:tcW w:w="1337" w:type="dxa"/>
+            <w:tcBorders>
+              <w:top w:val="nil"/>
+              <w:left w:val="nil"/>
+              <w:bottom w:val="nil"/>
+              <w:right w:val="nil"/>
+            </w:tcBorders>
+          </w:tcPr>
+          <w:p>
+            <w:pPr>
+              <w:jc w:val="center"/>
+            </w:pPr>
+            <w:r>
+              <w:rPr>
+                <w:rFonts w:ascii="Times New Roman" w:eastAsia="Times New Roman" w:hAnsi="Times New Roman" w:cs="Times New Roman"/>
+                <w:sz w:val="20"/>
+              </w:rPr>
+              <w:t>1.4698***</w:t>
             </w:r>
           </w:p>
         </w:tc>
@@ -535,122 +517,122 @@
                 <w:rFonts w:ascii="Times New Roman" w:eastAsia="Times New Roman" w:hAnsi="Times New Roman" w:cs="Times New Roman"/>
                 <w:sz w:val="20"/>
               </w:rPr>
-              <w:t>(0.8004)</w:t>
-            </w:r>
-          </w:p>
-        </w:tc>
-        <w:tc>
-          <w:tcPr>
-            <w:tcW w:w="1337" w:type="dxa"/>
-            <w:tcBorders>
-              <w:top w:val="nil"/>
-              <w:left w:val="nil"/>
-              <w:bottom w:val="nil"/>
-              <w:right w:val="nil"/>
-            </w:tcBorders>
-          </w:tcPr>
-          <w:p>
-            <w:pPr>
-              <w:jc w:val="center"/>
-            </w:pPr>
-            <w:r>
-              <w:rPr>
-                <w:rFonts w:ascii="Times New Roman" w:eastAsia="Times New Roman" w:hAnsi="Times New Roman" w:cs="Times New Roman"/>
-                <w:sz w:val="20"/>
-              </w:rPr>
-              <w:t>(0.3421)</w:t>
-            </w:r>
-          </w:p>
-        </w:tc>
-        <w:tc>
-          <w:tcPr>
-            <w:tcW w:w="1337" w:type="dxa"/>
-            <w:tcBorders>
-              <w:top w:val="nil"/>
-              <w:left w:val="nil"/>
-              <w:bottom w:val="nil"/>
-              <w:right w:val="nil"/>
-            </w:tcBorders>
-          </w:tcPr>
-          <w:p>
-            <w:pPr>
-              <w:jc w:val="center"/>
-            </w:pPr>
-            <w:r>
-              <w:rPr>
-                <w:rFonts w:ascii="Times New Roman" w:eastAsia="Times New Roman" w:hAnsi="Times New Roman" w:cs="Times New Roman"/>
-                <w:sz w:val="20"/>
-              </w:rPr>
-              <w:t>(0.2861)</w:t>
-            </w:r>
-          </w:p>
-        </w:tc>
-        <w:tc>
-          <w:tcPr>
-            <w:tcW w:w="1337" w:type="dxa"/>
-            <w:tcBorders>
-              <w:top w:val="nil"/>
-              <w:left w:val="nil"/>
-              <w:bottom w:val="nil"/>
-              <w:right w:val="nil"/>
-            </w:tcBorders>
-          </w:tcPr>
-          <w:p>
-            <w:pPr>
-              <w:jc w:val="center"/>
-            </w:pPr>
-            <w:r>
-              <w:rPr>
-                <w:rFonts w:ascii="Times New Roman" w:eastAsia="Times New Roman" w:hAnsi="Times New Roman" w:cs="Times New Roman"/>
-                <w:sz w:val="20"/>
-              </w:rPr>
-              <w:t>(0.2774)</w:t>
-            </w:r>
-          </w:p>
-        </w:tc>
-        <w:tc>
-          <w:tcPr>
-            <w:tcW w:w="1337" w:type="dxa"/>
-            <w:tcBorders>
-              <w:top w:val="nil"/>
-              <w:left w:val="nil"/>
-              <w:bottom w:val="nil"/>
-              <w:right w:val="nil"/>
-            </w:tcBorders>
-          </w:tcPr>
-          <w:p>
-            <w:pPr>
-              <w:jc w:val="center"/>
-            </w:pPr>
-            <w:r>
-              <w:rPr>
-                <w:rFonts w:ascii="Times New Roman" w:eastAsia="Times New Roman" w:hAnsi="Times New Roman" w:cs="Times New Roman"/>
-                <w:sz w:val="20"/>
-              </w:rPr>
-              <w:t>(0.4376)</w:t>
-            </w:r>
-          </w:p>
-        </w:tc>
-        <w:tc>
-          <w:tcPr>
-            <w:tcW w:w="1337" w:type="dxa"/>
-            <w:tcBorders>
-              <w:top w:val="nil"/>
-              <w:left w:val="nil"/>
-              <w:bottom w:val="nil"/>
-              <w:right w:val="nil"/>
-            </w:tcBorders>
-          </w:tcPr>
-          <w:p>
-            <w:pPr>
-              <w:jc w:val="center"/>
-            </w:pPr>
-            <w:r>
-              <w:rPr>
-                <w:rFonts w:ascii="Times New Roman" w:eastAsia="Times New Roman" w:hAnsi="Times New Roman" w:cs="Times New Roman"/>
-                <w:sz w:val="20"/>
-              </w:rPr>
-              <w:t>(0.3886)</w:t>
+              <w:t>(0.8108)</w:t>
+            </w:r>
+          </w:p>
+        </w:tc>
+        <w:tc>
+          <w:tcPr>
+            <w:tcW w:w="1337" w:type="dxa"/>
+            <w:tcBorders>
+              <w:top w:val="nil"/>
+              <w:left w:val="nil"/>
+              <w:bottom w:val="nil"/>
+              <w:right w:val="nil"/>
+            </w:tcBorders>
+          </w:tcPr>
+          <w:p>
+            <w:pPr>
+              <w:jc w:val="center"/>
+            </w:pPr>
+            <w:r>
+              <w:rPr>
+                <w:rFonts w:ascii="Times New Roman" w:eastAsia="Times New Roman" w:hAnsi="Times New Roman" w:cs="Times New Roman"/>
+                <w:sz w:val="20"/>
+              </w:rPr>
+              <w:t>(1.6390)</w:t>
+            </w:r>
+          </w:p>
+        </w:tc>
+        <w:tc>
+          <w:tcPr>
+            <w:tcW w:w="1337" w:type="dxa"/>
+            <w:tcBorders>
+              <w:top w:val="nil"/>
+              <w:left w:val="nil"/>
+              <w:bottom w:val="nil"/>
+              <w:right w:val="nil"/>
+            </w:tcBorders>
+          </w:tcPr>
+          <w:p>
+            <w:pPr>
+              <w:jc w:val="center"/>
+            </w:pPr>
+            <w:r>
+              <w:rPr>
+                <w:rFonts w:ascii="Times New Roman" w:eastAsia="Times New Roman" w:hAnsi="Times New Roman" w:cs="Times New Roman"/>
+                <w:sz w:val="20"/>
+              </w:rPr>
+              <w:t>(0.2879)</w:t>
+            </w:r>
+          </w:p>
+        </w:tc>
+        <w:tc>
+          <w:tcPr>
+            <w:tcW w:w="1337" w:type="dxa"/>
+            <w:tcBorders>
+              <w:top w:val="nil"/>
+              <w:left w:val="nil"/>
+              <w:bottom w:val="nil"/>
+              <w:right w:val="nil"/>
+            </w:tcBorders>
+          </w:tcPr>
+          <w:p>
+            <w:pPr>
+              <w:jc w:val="center"/>
+            </w:pPr>
+            <w:r>
+              <w:rPr>
+                <w:rFonts w:ascii="Times New Roman" w:eastAsia="Times New Roman" w:hAnsi="Times New Roman" w:cs="Times New Roman"/>
+                <w:sz w:val="20"/>
+              </w:rPr>
+              <w:t>(0.2857)</w:t>
+            </w:r>
+          </w:p>
+        </w:tc>
+        <w:tc>
+          <w:tcPr>
+            <w:tcW w:w="1337" w:type="dxa"/>
+            <w:tcBorders>
+              <w:top w:val="nil"/>
+              <w:left w:val="nil"/>
+              <w:bottom w:val="nil"/>
+              <w:right w:val="nil"/>
+            </w:tcBorders>
+          </w:tcPr>
+          <w:p>
+            <w:pPr>
+              <w:jc w:val="center"/>
+            </w:pPr>
+            <w:r>
+              <w:rPr>
+                <w:rFonts w:ascii="Times New Roman" w:eastAsia="Times New Roman" w:hAnsi="Times New Roman" w:cs="Times New Roman"/>
+                <w:sz w:val="20"/>
+              </w:rPr>
+              <w:t>(0.4515)</w:t>
+            </w:r>
+          </w:p>
+        </w:tc>
+        <w:tc>
+          <w:tcPr>
+            <w:tcW w:w="1337" w:type="dxa"/>
+            <w:tcBorders>
+              <w:top w:val="nil"/>
+              <w:left w:val="nil"/>
+              <w:bottom w:val="nil"/>
+              <w:right w:val="nil"/>
+            </w:tcBorders>
+          </w:tcPr>
+          <w:p>
+            <w:pPr>
+              <w:jc w:val="center"/>
+            </w:pPr>
+            <w:r>
+              <w:rPr>
+                <w:rFonts w:ascii="Times New Roman" w:eastAsia="Times New Roman" w:hAnsi="Times New Roman" w:cs="Times New Roman"/>
+                <w:sz w:val="20"/>
+              </w:rPr>
+              <w:t>(0.4068)</w:t>
             </w:r>
           </w:p>
         </w:tc>
@@ -663,158 +645,117 @@
           <w:tcPr>
             <w:tcW w:w="1337" w:type="dxa"/>
             <w:tcBorders>
-              <w:top w:val="nil"/>
-              <w:left w:val="nil"/>
-              <w:bottom w:val="single" w:sz="4" w:space="0" w:color="CCCCCC"/>
-              <w:right w:val="nil"/>
-            </w:tcBorders>
-          </w:tcPr>
-          <w:p>
-            <w:r>
-              <w:rPr>
-                <w:rFonts w:ascii="Times New Roman" w:eastAsia="Times New Roman" w:hAnsi="Times New Roman" w:cs="Times New Roman"/>
-                <w:sz w:val="20"/>
-              </w:rPr>
-              <w:t>Pre-Trend Wald p-value</w:t>
-            </w:r>
-          </w:p>
-        </w:tc>
-        <w:tc>
-          <w:tcPr>
-            <w:tcW w:w="1337" w:type="dxa"/>
-            <w:tcBorders>
-              <w:top w:val="nil"/>
-              <w:left w:val="nil"/>
-              <w:bottom w:val="single" w:sz="4" w:space="0" w:color="CCCCCC"/>
-              <w:right w:val="nil"/>
-            </w:tcBorders>
-          </w:tcPr>
-          <w:p>
-            <w:pPr>
-              <w:jc w:val="center"/>
-            </w:pPr>
-            <w:r>
-              <w:rPr>
-                <w:rFonts w:ascii="Times New Roman" w:eastAsia="Times New Roman" w:hAnsi="Times New Roman" w:cs="Times New Roman"/>
-                <w:sz w:val="20"/>
-              </w:rPr>
-              <w:t>—</w:t>
-            </w:r>
-          </w:p>
-        </w:tc>
-        <w:tc>
-          <w:tcPr>
-            <w:tcW w:w="1337" w:type="dxa"/>
-            <w:tcBorders>
-              <w:top w:val="nil"/>
-              <w:left w:val="nil"/>
-              <w:bottom w:val="single" w:sz="4" w:space="0" w:color="CCCCCC"/>
-              <w:right w:val="nil"/>
-            </w:tcBorders>
-          </w:tcPr>
-          <w:p>
-            <w:pPr>
-              <w:jc w:val="center"/>
-            </w:pPr>
-            <w:r>
-              <w:rPr>
-                <w:rFonts w:ascii="Times New Roman" w:eastAsia="Times New Roman" w:hAnsi="Times New Roman" w:cs="Times New Roman"/>
-                <w:sz w:val="20"/>
-              </w:rPr>
-              <w:t>—</w:t>
-            </w:r>
-          </w:p>
-        </w:tc>
-        <w:tc>
-          <w:tcPr>
-            <w:tcW w:w="1337" w:type="dxa"/>
-            <w:tcBorders>
-              <w:top w:val="nil"/>
-              <w:left w:val="nil"/>
-              <w:bottom w:val="single" w:sz="4" w:space="0" w:color="CCCCCC"/>
-              <w:right w:val="nil"/>
-            </w:tcBorders>
-          </w:tcPr>
-          <w:p>
-            <w:pPr>
-              <w:jc w:val="center"/>
-            </w:pPr>
-            <w:r>
-              <w:rPr>
-                <w:rFonts w:ascii="Times New Roman" w:eastAsia="Times New Roman" w:hAnsi="Times New Roman" w:cs="Times New Roman"/>
-                <w:sz w:val="20"/>
-              </w:rPr>
-              <w:t>0.1557</w:t>
-            </w:r>
-          </w:p>
-        </w:tc>
-        <w:tc>
-          <w:tcPr>
-            <w:tcW w:w="1337" w:type="dxa"/>
-            <w:tcBorders>
-              <w:top w:val="nil"/>
-              <w:left w:val="nil"/>
-              <w:bottom w:val="single" w:sz="4" w:space="0" w:color="CCCCCC"/>
-              <w:right w:val="nil"/>
-            </w:tcBorders>
-          </w:tcPr>
-          <w:p>
-            <w:pPr>
-              <w:jc w:val="center"/>
-            </w:pPr>
-            <w:r>
-              <w:rPr>
-                <w:rFonts w:ascii="Times New Roman" w:eastAsia="Times New Roman" w:hAnsi="Times New Roman" w:cs="Times New Roman"/>
-                <w:sz w:val="20"/>
-              </w:rPr>
-              <w:t>0.0262</w:t>
-            </w:r>
-          </w:p>
-        </w:tc>
-        <w:tc>
-          <w:tcPr>
-            <w:tcW w:w="1337" w:type="dxa"/>
-            <w:tcBorders>
-              <w:top w:val="nil"/>
-              <w:left w:val="nil"/>
-              <w:bottom w:val="single" w:sz="4" w:space="0" w:color="CCCCCC"/>
-              <w:right w:val="nil"/>
-            </w:tcBorders>
-          </w:tcPr>
-          <w:p>
-            <w:pPr>
-              <w:jc w:val="center"/>
-            </w:pPr>
-            <w:r>
-              <w:rPr>
-                <w:rFonts w:ascii="Times New Roman" w:eastAsia="Times New Roman" w:hAnsi="Times New Roman" w:cs="Times New Roman"/>
-                <w:sz w:val="20"/>
-              </w:rPr>
-              <w:t>0.0087</w:t>
-            </w:r>
-          </w:p>
-        </w:tc>
-        <w:tc>
-          <w:tcPr>
-            <w:tcW w:w="1337" w:type="dxa"/>
-            <w:tcBorders>
-              <w:top w:val="nil"/>
-              <w:left w:val="nil"/>
-              <w:bottom w:val="single" w:sz="4" w:space="0" w:color="CCCCCC"/>
-              <w:right w:val="nil"/>
-            </w:tcBorders>
-          </w:tcPr>
-          <w:p>
-            <w:pPr>
-              <w:jc w:val="center"/>
-            </w:pPr>
-            <w:r>
-              <w:rPr>
-                <w:rFonts w:ascii="Times New Roman" w:eastAsia="Times New Roman" w:hAnsi="Times New Roman" w:cs="Times New Roman"/>
-                <w:sz w:val="20"/>
-              </w:rPr>
-              <w:t>0.0550</w:t>
-            </w:r>
+              <w:top w:val="single" w:sz="4" w:space="0" w:color="CCCCCC"/>
+              <w:left w:val="nil"/>
+              <w:bottom w:val="nil"/>
+              <w:right w:val="nil"/>
+            </w:tcBorders>
+          </w:tcPr>
+          <w:p>
+            <w:r>
+              <w:rPr>
+                <w:rFonts w:ascii="Times New Roman" w:eastAsia="Times New Roman" w:hAnsi="Times New Roman" w:cs="Times New Roman"/>
+                <w:b/>
+                <w:sz w:val="20"/>
+              </w:rPr>
+              <w:t>Panel B: ln(Wind Capacity)</w:t>
+            </w:r>
+          </w:p>
+        </w:tc>
+        <w:tc>
+          <w:tcPr>
+            <w:tcW w:w="1337" w:type="dxa"/>
+            <w:tcBorders>
+              <w:top w:val="single" w:sz="4" w:space="0" w:color="CCCCCC"/>
+              <w:left w:val="nil"/>
+              <w:bottom w:val="nil"/>
+              <w:right w:val="nil"/>
+            </w:tcBorders>
+          </w:tcPr>
+          <w:p>
+            <w:pPr>
+              <w:jc w:val="center"/>
+            </w:pPr>
+          </w:p>
+        </w:tc>
+        <w:tc>
+          <w:tcPr>
+            <w:tcW w:w="1337" w:type="dxa"/>
+            <w:tcBorders>
+              <w:top w:val="single" w:sz="4" w:space="0" w:color="CCCCCC"/>
+              <w:left w:val="nil"/>
+              <w:bottom w:val="nil"/>
+              <w:right w:val="nil"/>
+            </w:tcBorders>
+          </w:tcPr>
+          <w:p>
+            <w:pPr>
+              <w:jc w:val="center"/>
+            </w:pPr>
+          </w:p>
+        </w:tc>
+        <w:tc>
+          <w:tcPr>
+            <w:tcW w:w="1337" w:type="dxa"/>
+            <w:tcBorders>
+              <w:top w:val="single" w:sz="4" w:space="0" w:color="CCCCCC"/>
+              <w:left w:val="nil"/>
+              <w:bottom w:val="nil"/>
+              <w:right w:val="nil"/>
+            </w:tcBorders>
+          </w:tcPr>
+          <w:p>
+            <w:pPr>
+              <w:jc w:val="center"/>
+            </w:pPr>
+          </w:p>
+        </w:tc>
+        <w:tc>
+          <w:tcPr>
+            <w:tcW w:w="1337" w:type="dxa"/>
+            <w:tcBorders>
+              <w:top w:val="single" w:sz="4" w:space="0" w:color="CCCCCC"/>
+              <w:left w:val="nil"/>
+              <w:bottom w:val="nil"/>
+              <w:right w:val="nil"/>
+            </w:tcBorders>
+          </w:tcPr>
+          <w:p>
+            <w:pPr>
+              <w:jc w:val="center"/>
+            </w:pPr>
+          </w:p>
+        </w:tc>
+        <w:tc>
+          <w:tcPr>
+            <w:tcW w:w="1337" w:type="dxa"/>
+            <w:tcBorders>
+              <w:top w:val="single" w:sz="4" w:space="0" w:color="CCCCCC"/>
+              <w:left w:val="nil"/>
+              <w:bottom w:val="nil"/>
+              <w:right w:val="nil"/>
+            </w:tcBorders>
+          </w:tcPr>
+          <w:p>
+            <w:pPr>
+              <w:jc w:val="center"/>
+            </w:pPr>
+          </w:p>
+        </w:tc>
+        <w:tc>
+          <w:tcPr>
+            <w:tcW w:w="1337" w:type="dxa"/>
+            <w:tcBorders>
+              <w:top w:val="single" w:sz="4" w:space="0" w:color="CCCCCC"/>
+              <w:left w:val="nil"/>
+              <w:bottom w:val="nil"/>
+              <w:right w:val="nil"/>
+            </w:tcBorders>
+          </w:tcPr>
+          <w:p>
+            <w:pPr>
+              <w:jc w:val="center"/>
+            </w:pPr>
           </w:p>
         </w:tc>
       </w:tr>
@@ -826,112 +767,141 @@
           <w:tcPr>
             <w:tcW w:w="1337" w:type="dxa"/>
             <w:tcBorders>
-              <w:top w:val="single" w:sz="4" w:space="0" w:color="CCCCCC"/>
-              <w:left w:val="nil"/>
-              <w:bottom w:val="nil"/>
-              <w:right w:val="nil"/>
-            </w:tcBorders>
-          </w:tcPr>
-          <w:p>
-            <w:r>
-              <w:rPr>
-                <w:rFonts w:ascii="Times New Roman" w:eastAsia="Times New Roman" w:hAnsi="Times New Roman" w:cs="Times New Roman"/>
-                <w:b/>
-                <w:sz w:val="20"/>
-              </w:rPr>
-              <w:t xml:space="preserve">Panel B: </w:t>
-            </w:r>
-            <w:proofErr w:type="gramStart"/>
-            <w:r>
-              <w:rPr>
-                <w:rFonts w:ascii="Times New Roman" w:eastAsia="Times New Roman" w:hAnsi="Times New Roman" w:cs="Times New Roman"/>
-                <w:b/>
-                <w:sz w:val="20"/>
-              </w:rPr>
-              <w:t>ln(</w:t>
-            </w:r>
-            <w:proofErr w:type="gramEnd"/>
-            <w:r>
-              <w:rPr>
-                <w:rFonts w:ascii="Times New Roman" w:eastAsia="Times New Roman" w:hAnsi="Times New Roman" w:cs="Times New Roman"/>
-                <w:b/>
-                <w:sz w:val="20"/>
-              </w:rPr>
-              <w:t>Wind Capacity)</w:t>
-            </w:r>
-          </w:p>
-        </w:tc>
-        <w:tc>
-          <w:tcPr>
-            <w:tcW w:w="1337" w:type="dxa"/>
-            <w:tcBorders>
-              <w:top w:val="single" w:sz="4" w:space="0" w:color="CCCCCC"/>
-              <w:left w:val="nil"/>
-              <w:bottom w:val="nil"/>
-              <w:right w:val="nil"/>
-            </w:tcBorders>
-          </w:tcPr>
-          <w:p/>
-        </w:tc>
-        <w:tc>
-          <w:tcPr>
-            <w:tcW w:w="1337" w:type="dxa"/>
-            <w:tcBorders>
-              <w:top w:val="single" w:sz="4" w:space="0" w:color="CCCCCC"/>
-              <w:left w:val="nil"/>
-              <w:bottom w:val="nil"/>
-              <w:right w:val="nil"/>
-            </w:tcBorders>
-          </w:tcPr>
-          <w:p/>
-        </w:tc>
-        <w:tc>
-          <w:tcPr>
-            <w:tcW w:w="1337" w:type="dxa"/>
-            <w:tcBorders>
-              <w:top w:val="single" w:sz="4" w:space="0" w:color="CCCCCC"/>
-              <w:left w:val="nil"/>
-              <w:bottom w:val="nil"/>
-              <w:right w:val="nil"/>
-            </w:tcBorders>
-          </w:tcPr>
-          <w:p/>
-        </w:tc>
-        <w:tc>
-          <w:tcPr>
-            <w:tcW w:w="1337" w:type="dxa"/>
-            <w:tcBorders>
-              <w:top w:val="single" w:sz="4" w:space="0" w:color="CCCCCC"/>
-              <w:left w:val="nil"/>
-              <w:bottom w:val="nil"/>
-              <w:right w:val="nil"/>
-            </w:tcBorders>
-          </w:tcPr>
-          <w:p/>
-        </w:tc>
-        <w:tc>
-          <w:tcPr>
-            <w:tcW w:w="1337" w:type="dxa"/>
-            <w:tcBorders>
-              <w:top w:val="single" w:sz="4" w:space="0" w:color="CCCCCC"/>
-              <w:left w:val="nil"/>
-              <w:bottom w:val="nil"/>
-              <w:right w:val="nil"/>
-            </w:tcBorders>
-          </w:tcPr>
-          <w:p/>
-        </w:tc>
-        <w:tc>
-          <w:tcPr>
-            <w:tcW w:w="1337" w:type="dxa"/>
-            <w:tcBorders>
-              <w:top w:val="single" w:sz="4" w:space="0" w:color="CCCCCC"/>
-              <w:left w:val="nil"/>
-              <w:bottom w:val="nil"/>
-              <w:right w:val="nil"/>
-            </w:tcBorders>
-          </w:tcPr>
-          <w:p/>
+              <w:top w:val="nil"/>
+              <w:left w:val="nil"/>
+              <w:bottom w:val="nil"/>
+              <w:right w:val="nil"/>
+            </w:tcBorders>
+          </w:tcPr>
+          <w:p>
+            <w:r>
+              <w:rPr>
+                <w:rFonts w:ascii="Times New Roman" w:eastAsia="Times New Roman" w:hAnsi="Times New Roman" w:cs="Times New Roman"/>
+                <w:sz w:val="20"/>
+              </w:rPr>
+              <w:t>Average Post-Treatment ATT</w:t>
+            </w:r>
+          </w:p>
+        </w:tc>
+        <w:tc>
+          <w:tcPr>
+            <w:tcW w:w="1337" w:type="dxa"/>
+            <w:tcBorders>
+              <w:top w:val="nil"/>
+              <w:left w:val="nil"/>
+              <w:bottom w:val="nil"/>
+              <w:right w:val="nil"/>
+            </w:tcBorders>
+          </w:tcPr>
+          <w:p>
+            <w:r>
+              <w:rPr>
+                <w:rFonts w:ascii="Times New Roman" w:eastAsia="Times New Roman" w:hAnsi="Times New Roman" w:cs="Times New Roman"/>
+                <w:sz w:val="20"/>
+              </w:rPr>
+              <w:t>0.2547</w:t>
+            </w:r>
+          </w:p>
+        </w:tc>
+        <w:tc>
+          <w:tcPr>
+            <w:tcW w:w="1337" w:type="dxa"/>
+            <w:tcBorders>
+              <w:top w:val="nil"/>
+              <w:left w:val="nil"/>
+              <w:bottom w:val="nil"/>
+              <w:right w:val="nil"/>
+            </w:tcBorders>
+          </w:tcPr>
+          <w:p>
+            <w:r>
+              <w:rPr>
+                <w:rFonts w:ascii="Times New Roman" w:eastAsia="Times New Roman" w:hAnsi="Times New Roman" w:cs="Times New Roman"/>
+                <w:sz w:val="20"/>
+              </w:rPr>
+              <w:t>0.3560</w:t>
+            </w:r>
+          </w:p>
+        </w:tc>
+        <w:tc>
+          <w:tcPr>
+            <w:tcW w:w="1337" w:type="dxa"/>
+            <w:tcBorders>
+              <w:top w:val="nil"/>
+              <w:left w:val="nil"/>
+              <w:bottom w:val="nil"/>
+              <w:right w:val="nil"/>
+            </w:tcBorders>
+          </w:tcPr>
+          <w:p>
+            <w:r>
+              <w:rPr>
+                <w:rFonts w:ascii="Times New Roman" w:eastAsia="Times New Roman" w:hAnsi="Times New Roman" w:cs="Times New Roman"/>
+                <w:sz w:val="20"/>
+              </w:rPr>
+              <w:t>0.1739**</w:t>
+            </w:r>
+          </w:p>
+        </w:tc>
+        <w:tc>
+          <w:tcPr>
+            <w:tcW w:w="1337" w:type="dxa"/>
+            <w:tcBorders>
+              <w:top w:val="nil"/>
+              <w:left w:val="nil"/>
+              <w:bottom w:val="nil"/>
+              <w:right w:val="nil"/>
+            </w:tcBorders>
+          </w:tcPr>
+          <w:p>
+            <w:r>
+              <w:rPr>
+                <w:rFonts w:ascii="Times New Roman" w:eastAsia="Times New Roman" w:hAnsi="Times New Roman" w:cs="Times New Roman"/>
+                <w:sz w:val="20"/>
+              </w:rPr>
+              <w:t>0.2208***</w:t>
+            </w:r>
+          </w:p>
+        </w:tc>
+        <w:tc>
+          <w:tcPr>
+            <w:tcW w:w="1337" w:type="dxa"/>
+            <w:tcBorders>
+              <w:top w:val="nil"/>
+              <w:left w:val="nil"/>
+              <w:bottom w:val="nil"/>
+              <w:right w:val="nil"/>
+            </w:tcBorders>
+          </w:tcPr>
+          <w:p>
+            <w:r>
+              <w:rPr>
+                <w:rFonts w:ascii="Times New Roman" w:eastAsia="Times New Roman" w:hAnsi="Times New Roman" w:cs="Times New Roman"/>
+                <w:sz w:val="20"/>
+              </w:rPr>
+              <w:t>-0.1850</w:t>
+            </w:r>
+          </w:p>
+        </w:tc>
+        <w:tc>
+          <w:tcPr>
+            <w:tcW w:w="1337" w:type="dxa"/>
+            <w:tcBorders>
+              <w:top w:val="nil"/>
+              <w:left w:val="nil"/>
+              <w:bottom w:val="nil"/>
+              <w:right w:val="nil"/>
+            </w:tcBorders>
+          </w:tcPr>
+          <w:p>
+            <w:r>
+              <w:rPr>
+                <w:rFonts w:ascii="Times New Roman" w:eastAsia="Times New Roman" w:hAnsi="Times New Roman" w:cs="Times New Roman"/>
+                <w:sz w:val="20"/>
+              </w:rPr>
+              <w:t>-0.1963</w:t>
+            </w:r>
+          </w:p>
         </w:tc>
       </w:tr>
       <w:tr>
@@ -954,145 +924,145 @@
                 <w:rFonts w:ascii="Times New Roman" w:eastAsia="Times New Roman" w:hAnsi="Times New Roman" w:cs="Times New Roman"/>
                 <w:sz w:val="20"/>
               </w:rPr>
-              <w:t>Average Post-Treatment ATT</w:t>
-            </w:r>
-          </w:p>
-        </w:tc>
-        <w:tc>
-          <w:tcPr>
-            <w:tcW w:w="1337" w:type="dxa"/>
-            <w:tcBorders>
-              <w:top w:val="nil"/>
-              <w:left w:val="nil"/>
-              <w:bottom w:val="nil"/>
-              <w:right w:val="nil"/>
-            </w:tcBorders>
-          </w:tcPr>
-          <w:p>
-            <w:pPr>
-              <w:jc w:val="center"/>
-            </w:pPr>
-            <w:r>
-              <w:rPr>
-                <w:rFonts w:ascii="Times New Roman" w:eastAsia="Times New Roman" w:hAnsi="Times New Roman" w:cs="Times New Roman"/>
-                <w:sz w:val="20"/>
-              </w:rPr>
-              <w:t>0.5079***</w:t>
-            </w:r>
-          </w:p>
-        </w:tc>
-        <w:tc>
-          <w:tcPr>
-            <w:tcW w:w="1337" w:type="dxa"/>
-            <w:tcBorders>
-              <w:top w:val="nil"/>
-              <w:left w:val="nil"/>
-              <w:bottom w:val="nil"/>
-              <w:right w:val="nil"/>
-            </w:tcBorders>
-          </w:tcPr>
-          <w:p>
-            <w:pPr>
-              <w:jc w:val="center"/>
-            </w:pPr>
-            <w:r>
-              <w:rPr>
-                <w:rFonts w:ascii="Times New Roman" w:eastAsia="Times New Roman" w:hAnsi="Times New Roman" w:cs="Times New Roman"/>
-                <w:sz w:val="20"/>
-              </w:rPr>
-              <w:t>0.2524*</w:t>
-            </w:r>
-          </w:p>
-        </w:tc>
-        <w:tc>
-          <w:tcPr>
-            <w:tcW w:w="1337" w:type="dxa"/>
-            <w:tcBorders>
-              <w:top w:val="nil"/>
-              <w:left w:val="nil"/>
-              <w:bottom w:val="nil"/>
-              <w:right w:val="nil"/>
-            </w:tcBorders>
-          </w:tcPr>
-          <w:p>
-            <w:pPr>
-              <w:jc w:val="center"/>
-            </w:pPr>
-            <w:r>
-              <w:rPr>
-                <w:rFonts w:ascii="Times New Roman" w:eastAsia="Times New Roman" w:hAnsi="Times New Roman" w:cs="Times New Roman"/>
-                <w:sz w:val="20"/>
-              </w:rPr>
-              <w:t>0.1958**</w:t>
-            </w:r>
-          </w:p>
-        </w:tc>
-        <w:tc>
-          <w:tcPr>
-            <w:tcW w:w="1337" w:type="dxa"/>
-            <w:tcBorders>
-              <w:top w:val="nil"/>
-              <w:left w:val="nil"/>
-              <w:bottom w:val="nil"/>
-              <w:right w:val="nil"/>
-            </w:tcBorders>
-          </w:tcPr>
-          <w:p>
-            <w:pPr>
-              <w:jc w:val="center"/>
-            </w:pPr>
-            <w:r>
-              <w:rPr>
-                <w:rFonts w:ascii="Times New Roman" w:eastAsia="Times New Roman" w:hAnsi="Times New Roman" w:cs="Times New Roman"/>
-                <w:sz w:val="20"/>
-              </w:rPr>
-              <w:t>0.2099***</w:t>
-            </w:r>
-          </w:p>
-        </w:tc>
-        <w:tc>
-          <w:tcPr>
-            <w:tcW w:w="1337" w:type="dxa"/>
-            <w:tcBorders>
-              <w:top w:val="nil"/>
-              <w:left w:val="nil"/>
-              <w:bottom w:val="nil"/>
-              <w:right w:val="nil"/>
-            </w:tcBorders>
-          </w:tcPr>
-          <w:p>
-            <w:pPr>
-              <w:jc w:val="center"/>
-            </w:pPr>
-            <w:r>
-              <w:rPr>
-                <w:rFonts w:ascii="Times New Roman" w:eastAsia="Times New Roman" w:hAnsi="Times New Roman" w:cs="Times New Roman"/>
-                <w:sz w:val="20"/>
-              </w:rPr>
-              <w:t>-0.1607</w:t>
-            </w:r>
-          </w:p>
-        </w:tc>
-        <w:tc>
-          <w:tcPr>
-            <w:tcW w:w="1337" w:type="dxa"/>
-            <w:tcBorders>
-              <w:top w:val="nil"/>
-              <w:left w:val="nil"/>
-              <w:bottom w:val="nil"/>
-              <w:right w:val="nil"/>
-            </w:tcBorders>
-          </w:tcPr>
-          <w:p>
-            <w:pPr>
-              <w:jc w:val="center"/>
-            </w:pPr>
-            <w:r>
-              <w:rPr>
-                <w:rFonts w:ascii="Times New Roman" w:eastAsia="Times New Roman" w:hAnsi="Times New Roman" w:cs="Times New Roman"/>
-                <w:sz w:val="20"/>
-              </w:rPr>
-              <w:t>-0.1502</w:t>
+              <w:t xml:space="preserve"> </w:t>
+            </w:r>
+          </w:p>
+        </w:tc>
+        <w:tc>
+          <w:tcPr>
+            <w:tcW w:w="1337" w:type="dxa"/>
+            <w:tcBorders>
+              <w:top w:val="nil"/>
+              <w:left w:val="nil"/>
+              <w:bottom w:val="nil"/>
+              <w:right w:val="nil"/>
+            </w:tcBorders>
+          </w:tcPr>
+          <w:p>
+            <w:pPr>
+              <w:jc w:val="center"/>
+            </w:pPr>
+            <w:r>
+              <w:rPr>
+                <w:rFonts w:ascii="Times New Roman" w:eastAsia="Times New Roman" w:hAnsi="Times New Roman" w:cs="Times New Roman"/>
+                <w:sz w:val="20"/>
+              </w:rPr>
+              <w:t>(0.2707)</w:t>
+            </w:r>
+          </w:p>
+        </w:tc>
+        <w:tc>
+          <w:tcPr>
+            <w:tcW w:w="1337" w:type="dxa"/>
+            <w:tcBorders>
+              <w:top w:val="nil"/>
+              <w:left w:val="nil"/>
+              <w:bottom w:val="nil"/>
+              <w:right w:val="nil"/>
+            </w:tcBorders>
+          </w:tcPr>
+          <w:p>
+            <w:pPr>
+              <w:jc w:val="center"/>
+            </w:pPr>
+            <w:r>
+              <w:rPr>
+                <w:rFonts w:ascii="Times New Roman" w:eastAsia="Times New Roman" w:hAnsi="Times New Roman" w:cs="Times New Roman"/>
+                <w:sz w:val="20"/>
+              </w:rPr>
+              <w:t>(0.3114)</w:t>
+            </w:r>
+          </w:p>
+        </w:tc>
+        <w:tc>
+          <w:tcPr>
+            <w:tcW w:w="1337" w:type="dxa"/>
+            <w:tcBorders>
+              <w:top w:val="nil"/>
+              <w:left w:val="nil"/>
+              <w:bottom w:val="nil"/>
+              <w:right w:val="nil"/>
+            </w:tcBorders>
+          </w:tcPr>
+          <w:p>
+            <w:pPr>
+              <w:jc w:val="center"/>
+            </w:pPr>
+            <w:r>
+              <w:rPr>
+                <w:rFonts w:ascii="Times New Roman" w:eastAsia="Times New Roman" w:hAnsi="Times New Roman" w:cs="Times New Roman"/>
+                <w:sz w:val="20"/>
+              </w:rPr>
+              <w:t>(0.0846)</w:t>
+            </w:r>
+          </w:p>
+        </w:tc>
+        <w:tc>
+          <w:tcPr>
+            <w:tcW w:w="1337" w:type="dxa"/>
+            <w:tcBorders>
+              <w:top w:val="nil"/>
+              <w:left w:val="nil"/>
+              <w:bottom w:val="nil"/>
+              <w:right w:val="nil"/>
+            </w:tcBorders>
+          </w:tcPr>
+          <w:p>
+            <w:pPr>
+              <w:jc w:val="center"/>
+            </w:pPr>
+            <w:r>
+              <w:rPr>
+                <w:rFonts w:ascii="Times New Roman" w:eastAsia="Times New Roman" w:hAnsi="Times New Roman" w:cs="Times New Roman"/>
+                <w:sz w:val="20"/>
+              </w:rPr>
+              <w:t>(0.0812)</w:t>
+            </w:r>
+          </w:p>
+        </w:tc>
+        <w:tc>
+          <w:tcPr>
+            <w:tcW w:w="1337" w:type="dxa"/>
+            <w:tcBorders>
+              <w:top w:val="nil"/>
+              <w:left w:val="nil"/>
+              <w:bottom w:val="nil"/>
+              <w:right w:val="nil"/>
+            </w:tcBorders>
+          </w:tcPr>
+          <w:p>
+            <w:pPr>
+              <w:jc w:val="center"/>
+            </w:pPr>
+            <w:r>
+              <w:rPr>
+                <w:rFonts w:ascii="Times New Roman" w:eastAsia="Times New Roman" w:hAnsi="Times New Roman" w:cs="Times New Roman"/>
+                <w:sz w:val="20"/>
+              </w:rPr>
+              <w:t>(0.1495)</w:t>
+            </w:r>
+          </w:p>
+        </w:tc>
+        <w:tc>
+          <w:tcPr>
+            <w:tcW w:w="1337" w:type="dxa"/>
+            <w:tcBorders>
+              <w:top w:val="nil"/>
+              <w:left w:val="nil"/>
+              <w:bottom w:val="nil"/>
+              <w:right w:val="nil"/>
+            </w:tcBorders>
+          </w:tcPr>
+          <w:p>
+            <w:pPr>
+              <w:jc w:val="center"/>
+            </w:pPr>
+            <w:r>
+              <w:rPr>
+                <w:rFonts w:ascii="Times New Roman" w:eastAsia="Times New Roman" w:hAnsi="Times New Roman" w:cs="Times New Roman"/>
+                <w:sz w:val="20"/>
+              </w:rPr>
+              <w:t>(0.1964)</w:t>
             </w:r>
           </w:p>
         </w:tc>
@@ -1111,657 +1081,102 @@
               <w:right w:val="nil"/>
             </w:tcBorders>
           </w:tcPr>
-          <w:p>
-            <w:r>
-              <w:rPr>
-                <w:rFonts w:ascii="Times New Roman" w:eastAsia="Times New Roman" w:hAnsi="Times New Roman" w:cs="Times New Roman"/>
-                <w:sz w:val="20"/>
-              </w:rPr>
-              <w:t xml:space="preserve"> </w:t>
-            </w:r>
-          </w:p>
-        </w:tc>
-        <w:tc>
-          <w:tcPr>
-            <w:tcW w:w="1337" w:type="dxa"/>
-            <w:tcBorders>
-              <w:top w:val="nil"/>
-              <w:left w:val="nil"/>
-              <w:bottom w:val="nil"/>
-              <w:right w:val="nil"/>
-            </w:tcBorders>
-          </w:tcPr>
-          <w:p>
-            <w:pPr>
-              <w:jc w:val="center"/>
-            </w:pPr>
-            <w:r>
-              <w:rPr>
-                <w:rFonts w:ascii="Times New Roman" w:eastAsia="Times New Roman" w:hAnsi="Times New Roman" w:cs="Times New Roman"/>
-                <w:sz w:val="20"/>
-              </w:rPr>
-              <w:t>(0.1756)</w:t>
-            </w:r>
-          </w:p>
-        </w:tc>
-        <w:tc>
-          <w:tcPr>
-            <w:tcW w:w="1337" w:type="dxa"/>
-            <w:tcBorders>
-              <w:top w:val="nil"/>
-              <w:left w:val="nil"/>
-              <w:bottom w:val="nil"/>
-              <w:right w:val="nil"/>
-            </w:tcBorders>
-          </w:tcPr>
-          <w:p>
-            <w:pPr>
-              <w:jc w:val="center"/>
-            </w:pPr>
-            <w:r>
-              <w:rPr>
-                <w:rFonts w:ascii="Times New Roman" w:eastAsia="Times New Roman" w:hAnsi="Times New Roman" w:cs="Times New Roman"/>
-                <w:sz w:val="20"/>
-              </w:rPr>
-              <w:t>(0.1523)</w:t>
-            </w:r>
-          </w:p>
-        </w:tc>
-        <w:tc>
-          <w:tcPr>
-            <w:tcW w:w="1337" w:type="dxa"/>
-            <w:tcBorders>
-              <w:top w:val="nil"/>
-              <w:left w:val="nil"/>
-              <w:bottom w:val="nil"/>
-              <w:right w:val="nil"/>
-            </w:tcBorders>
-          </w:tcPr>
-          <w:p>
-            <w:pPr>
-              <w:jc w:val="center"/>
-            </w:pPr>
-            <w:r>
-              <w:rPr>
-                <w:rFonts w:ascii="Times New Roman" w:eastAsia="Times New Roman" w:hAnsi="Times New Roman" w:cs="Times New Roman"/>
-                <w:sz w:val="20"/>
-              </w:rPr>
-              <w:t>(0.0770)</w:t>
-            </w:r>
-          </w:p>
-        </w:tc>
-        <w:tc>
-          <w:tcPr>
-            <w:tcW w:w="1337" w:type="dxa"/>
-            <w:tcBorders>
-              <w:top w:val="nil"/>
-              <w:left w:val="nil"/>
-              <w:bottom w:val="nil"/>
-              <w:right w:val="nil"/>
-            </w:tcBorders>
-          </w:tcPr>
-          <w:p>
-            <w:pPr>
-              <w:jc w:val="center"/>
-            </w:pPr>
-            <w:r>
-              <w:rPr>
-                <w:rFonts w:ascii="Times New Roman" w:eastAsia="Times New Roman" w:hAnsi="Times New Roman" w:cs="Times New Roman"/>
-                <w:sz w:val="20"/>
-              </w:rPr>
-              <w:t>(0.0748)</w:t>
-            </w:r>
-          </w:p>
-        </w:tc>
-        <w:tc>
-          <w:tcPr>
-            <w:tcW w:w="1337" w:type="dxa"/>
-            <w:tcBorders>
-              <w:top w:val="nil"/>
-              <w:left w:val="nil"/>
-              <w:bottom w:val="nil"/>
-              <w:right w:val="nil"/>
-            </w:tcBorders>
-          </w:tcPr>
-          <w:p>
-            <w:pPr>
-              <w:jc w:val="center"/>
-            </w:pPr>
-            <w:r>
-              <w:rPr>
-                <w:rFonts w:ascii="Times New Roman" w:eastAsia="Times New Roman" w:hAnsi="Times New Roman" w:cs="Times New Roman"/>
-                <w:sz w:val="20"/>
-              </w:rPr>
-              <w:t>(0.1485)</w:t>
-            </w:r>
-          </w:p>
-        </w:tc>
-        <w:tc>
-          <w:tcPr>
-            <w:tcW w:w="1337" w:type="dxa"/>
-            <w:tcBorders>
-              <w:top w:val="nil"/>
-              <w:left w:val="nil"/>
-              <w:bottom w:val="nil"/>
-              <w:right w:val="nil"/>
-            </w:tcBorders>
-          </w:tcPr>
-          <w:p>
-            <w:pPr>
-              <w:jc w:val="center"/>
-            </w:pPr>
-            <w:r>
-              <w:rPr>
-                <w:rFonts w:ascii="Times New Roman" w:eastAsia="Times New Roman" w:hAnsi="Times New Roman" w:cs="Times New Roman"/>
-                <w:sz w:val="20"/>
-              </w:rPr>
-              <w:t>(0.1893)</w:t>
-            </w:r>
-          </w:p>
-        </w:tc>
-      </w:tr>
-      <w:tr>
-        <w:trPr>
-          <w:jc w:val="center"/>
-        </w:trPr>
-        <w:tc>
-          <w:tcPr>
-            <w:tcW w:w="1337" w:type="dxa"/>
-            <w:tcBorders>
-              <w:top w:val="nil"/>
-              <w:left w:val="nil"/>
-              <w:bottom w:val="single" w:sz="6" w:space="0" w:color="000000"/>
-              <w:right w:val="nil"/>
-            </w:tcBorders>
-          </w:tcPr>
-          <w:p>
-            <w:r>
-              <w:rPr>
-                <w:rFonts w:ascii="Times New Roman" w:eastAsia="Times New Roman" w:hAnsi="Times New Roman" w:cs="Times New Roman"/>
-                <w:sz w:val="20"/>
-              </w:rPr>
-              <w:t>Pre-Trend Wald p-value</w:t>
-            </w:r>
-          </w:p>
-        </w:tc>
-        <w:tc>
-          <w:tcPr>
-            <w:tcW w:w="1337" w:type="dxa"/>
-            <w:tcBorders>
-              <w:top w:val="nil"/>
-              <w:left w:val="nil"/>
-              <w:bottom w:val="single" w:sz="6" w:space="0" w:color="000000"/>
-              <w:right w:val="nil"/>
-            </w:tcBorders>
-          </w:tcPr>
-          <w:p>
-            <w:pPr>
-              <w:jc w:val="center"/>
-            </w:pPr>
-            <w:r>
-              <w:rPr>
-                <w:rFonts w:ascii="Times New Roman" w:eastAsia="Times New Roman" w:hAnsi="Times New Roman" w:cs="Times New Roman"/>
-                <w:sz w:val="20"/>
-              </w:rPr>
-              <w:t>0.0000</w:t>
-            </w:r>
-          </w:p>
-        </w:tc>
-        <w:tc>
-          <w:tcPr>
-            <w:tcW w:w="1337" w:type="dxa"/>
-            <w:tcBorders>
-              <w:top w:val="nil"/>
-              <w:left w:val="nil"/>
-              <w:bottom w:val="single" w:sz="6" w:space="0" w:color="000000"/>
-              <w:right w:val="nil"/>
-            </w:tcBorders>
-          </w:tcPr>
-          <w:p>
-            <w:pPr>
-              <w:jc w:val="center"/>
-            </w:pPr>
-            <w:r>
-              <w:rPr>
-                <w:rFonts w:ascii="Times New Roman" w:eastAsia="Times New Roman" w:hAnsi="Times New Roman" w:cs="Times New Roman"/>
-                <w:sz w:val="20"/>
-              </w:rPr>
-              <w:t>0.0000</w:t>
-            </w:r>
-          </w:p>
-        </w:tc>
-        <w:tc>
-          <w:tcPr>
-            <w:tcW w:w="1337" w:type="dxa"/>
-            <w:tcBorders>
-              <w:top w:val="nil"/>
-              <w:left w:val="nil"/>
-              <w:bottom w:val="single" w:sz="6" w:space="0" w:color="000000"/>
-              <w:right w:val="nil"/>
-            </w:tcBorders>
-          </w:tcPr>
-          <w:p>
-            <w:pPr>
-              <w:jc w:val="center"/>
-            </w:pPr>
-            <w:r>
-              <w:rPr>
-                <w:rFonts w:ascii="Times New Roman" w:eastAsia="Times New Roman" w:hAnsi="Times New Roman" w:cs="Times New Roman"/>
-                <w:sz w:val="20"/>
-              </w:rPr>
-              <w:t>0.1544</w:t>
-            </w:r>
-          </w:p>
-        </w:tc>
-        <w:tc>
-          <w:tcPr>
-            <w:tcW w:w="1337" w:type="dxa"/>
-            <w:tcBorders>
-              <w:top w:val="nil"/>
-              <w:left w:val="nil"/>
-              <w:bottom w:val="single" w:sz="6" w:space="0" w:color="000000"/>
-              <w:right w:val="nil"/>
-            </w:tcBorders>
-          </w:tcPr>
-          <w:p>
-            <w:pPr>
-              <w:jc w:val="center"/>
-            </w:pPr>
-            <w:r>
-              <w:rPr>
-                <w:rFonts w:ascii="Times New Roman" w:eastAsia="Times New Roman" w:hAnsi="Times New Roman" w:cs="Times New Roman"/>
-                <w:sz w:val="20"/>
-              </w:rPr>
-              <w:t>0.2503</w:t>
-            </w:r>
-          </w:p>
-        </w:tc>
-        <w:tc>
-          <w:tcPr>
-            <w:tcW w:w="1337" w:type="dxa"/>
-            <w:tcBorders>
-              <w:top w:val="nil"/>
-              <w:left w:val="nil"/>
-              <w:bottom w:val="single" w:sz="6" w:space="0" w:color="000000"/>
-              <w:right w:val="nil"/>
-            </w:tcBorders>
-          </w:tcPr>
-          <w:p>
-            <w:pPr>
-              <w:jc w:val="center"/>
-            </w:pPr>
-            <w:r>
-              <w:rPr>
-                <w:rFonts w:ascii="Times New Roman" w:eastAsia="Times New Roman" w:hAnsi="Times New Roman" w:cs="Times New Roman"/>
-                <w:sz w:val="20"/>
-              </w:rPr>
-              <w:t>0.0357</w:t>
-            </w:r>
-          </w:p>
-        </w:tc>
-        <w:tc>
-          <w:tcPr>
-            <w:tcW w:w="1337" w:type="dxa"/>
-            <w:tcBorders>
-              <w:top w:val="nil"/>
-              <w:left w:val="nil"/>
-              <w:bottom w:val="single" w:sz="6" w:space="0" w:color="000000"/>
-              <w:right w:val="nil"/>
-            </w:tcBorders>
-          </w:tcPr>
-          <w:p>
-            <w:pPr>
-              <w:jc w:val="center"/>
-            </w:pPr>
-            <w:r>
-              <w:rPr>
-                <w:rFonts w:ascii="Times New Roman" w:eastAsia="Times New Roman" w:hAnsi="Times New Roman" w:cs="Times New Roman"/>
-                <w:sz w:val="20"/>
-              </w:rPr>
-              <w:t>0.1100</w:t>
-            </w:r>
-          </w:p>
-        </w:tc>
-      </w:tr>
-      <w:tr>
-        <w:trPr>
-          <w:jc w:val="center"/>
-        </w:trPr>
-        <w:tc>
-          <w:tcPr>
-            <w:tcW w:w="1337" w:type="dxa"/>
-            <w:tcBorders>
-              <w:top w:val="single" w:sz="6" w:space="0" w:color="000000"/>
-              <w:left w:val="nil"/>
-              <w:bottom w:val="nil"/>
-              <w:right w:val="nil"/>
-            </w:tcBorders>
-          </w:tcPr>
-          <w:p>
-            <w:r>
-              <w:rPr>
-                <w:rFonts w:ascii="Times New Roman" w:eastAsia="Times New Roman" w:hAnsi="Times New Roman" w:cs="Times New Roman"/>
-                <w:sz w:val="20"/>
-              </w:rPr>
-              <w:t xml:space="preserve">Controls: </w:t>
-            </w:r>
-            <w:proofErr w:type="gramStart"/>
-            <w:r>
-              <w:rPr>
-                <w:rFonts w:ascii="Times New Roman" w:eastAsia="Times New Roman" w:hAnsi="Times New Roman" w:cs="Times New Roman"/>
-                <w:sz w:val="20"/>
-              </w:rPr>
-              <w:t>ln(</w:t>
-            </w:r>
-            <w:proofErr w:type="gramEnd"/>
-            <w:r>
-              <w:rPr>
-                <w:rFonts w:ascii="Times New Roman" w:eastAsia="Times New Roman" w:hAnsi="Times New Roman" w:cs="Times New Roman"/>
-                <w:sz w:val="20"/>
-              </w:rPr>
-              <w:t>GDP per capita)</w:t>
-            </w:r>
-          </w:p>
-        </w:tc>
-        <w:tc>
-          <w:tcPr>
-            <w:tcW w:w="1337" w:type="dxa"/>
-            <w:tcBorders>
-              <w:top w:val="single" w:sz="6" w:space="0" w:color="000000"/>
-              <w:left w:val="nil"/>
-              <w:bottom w:val="nil"/>
-              <w:right w:val="nil"/>
-            </w:tcBorders>
-          </w:tcPr>
-          <w:p>
-            <w:pPr>
-              <w:jc w:val="center"/>
-            </w:pPr>
-            <w:r>
-              <w:rPr>
-                <w:rFonts w:ascii="Times New Roman" w:eastAsia="Times New Roman" w:hAnsi="Times New Roman" w:cs="Times New Roman"/>
-                <w:sz w:val="20"/>
-              </w:rPr>
-              <w:t>Yes</w:t>
-            </w:r>
-          </w:p>
-        </w:tc>
-        <w:tc>
-          <w:tcPr>
-            <w:tcW w:w="1337" w:type="dxa"/>
-            <w:tcBorders>
-              <w:top w:val="single" w:sz="6" w:space="0" w:color="000000"/>
-              <w:left w:val="nil"/>
-              <w:bottom w:val="nil"/>
-              <w:right w:val="nil"/>
-            </w:tcBorders>
-          </w:tcPr>
-          <w:p>
-            <w:pPr>
-              <w:jc w:val="center"/>
-            </w:pPr>
-            <w:r>
-              <w:rPr>
-                <w:rFonts w:ascii="Times New Roman" w:eastAsia="Times New Roman" w:hAnsi="Times New Roman" w:cs="Times New Roman"/>
-                <w:sz w:val="20"/>
-              </w:rPr>
-              <w:t>Yes</w:t>
-            </w:r>
-          </w:p>
-        </w:tc>
-        <w:tc>
-          <w:tcPr>
-            <w:tcW w:w="1337" w:type="dxa"/>
-            <w:tcBorders>
-              <w:top w:val="single" w:sz="6" w:space="0" w:color="000000"/>
-              <w:left w:val="nil"/>
-              <w:bottom w:val="nil"/>
-              <w:right w:val="nil"/>
-            </w:tcBorders>
-          </w:tcPr>
-          <w:p>
-            <w:pPr>
-              <w:jc w:val="center"/>
-            </w:pPr>
-            <w:r>
-              <w:rPr>
-                <w:rFonts w:ascii="Times New Roman" w:eastAsia="Times New Roman" w:hAnsi="Times New Roman" w:cs="Times New Roman"/>
-                <w:sz w:val="20"/>
-              </w:rPr>
-              <w:t>Yes</w:t>
-            </w:r>
-          </w:p>
-        </w:tc>
-        <w:tc>
-          <w:tcPr>
-            <w:tcW w:w="1337" w:type="dxa"/>
-            <w:tcBorders>
-              <w:top w:val="single" w:sz="6" w:space="0" w:color="000000"/>
-              <w:left w:val="nil"/>
-              <w:bottom w:val="nil"/>
-              <w:right w:val="nil"/>
-            </w:tcBorders>
-          </w:tcPr>
-          <w:p>
-            <w:pPr>
-              <w:jc w:val="center"/>
-            </w:pPr>
-            <w:r>
-              <w:rPr>
-                <w:rFonts w:ascii="Times New Roman" w:eastAsia="Times New Roman" w:hAnsi="Times New Roman" w:cs="Times New Roman"/>
-                <w:sz w:val="20"/>
-              </w:rPr>
-              <w:t>Yes</w:t>
-            </w:r>
-          </w:p>
-        </w:tc>
-        <w:tc>
-          <w:tcPr>
-            <w:tcW w:w="1337" w:type="dxa"/>
-            <w:tcBorders>
-              <w:top w:val="single" w:sz="6" w:space="0" w:color="000000"/>
-              <w:left w:val="nil"/>
-              <w:bottom w:val="nil"/>
-              <w:right w:val="nil"/>
-            </w:tcBorders>
-          </w:tcPr>
-          <w:p>
-            <w:pPr>
-              <w:jc w:val="center"/>
-            </w:pPr>
-            <w:r>
-              <w:rPr>
-                <w:rFonts w:ascii="Times New Roman" w:eastAsia="Times New Roman" w:hAnsi="Times New Roman" w:cs="Times New Roman"/>
-                <w:sz w:val="20"/>
-              </w:rPr>
-              <w:t>Yes</w:t>
-            </w:r>
-          </w:p>
-        </w:tc>
-        <w:tc>
-          <w:tcPr>
-            <w:tcW w:w="1337" w:type="dxa"/>
-            <w:tcBorders>
-              <w:top w:val="single" w:sz="6" w:space="0" w:color="000000"/>
-              <w:left w:val="nil"/>
-              <w:bottom w:val="nil"/>
-              <w:right w:val="nil"/>
-            </w:tcBorders>
-          </w:tcPr>
-          <w:p>
-            <w:pPr>
-              <w:jc w:val="center"/>
-            </w:pPr>
-            <w:r>
-              <w:rPr>
-                <w:rFonts w:ascii="Times New Roman" w:eastAsia="Times New Roman" w:hAnsi="Times New Roman" w:cs="Times New Roman"/>
-                <w:sz w:val="20"/>
-              </w:rPr>
-              <w:t>Yes</w:t>
-            </w:r>
-          </w:p>
-        </w:tc>
-      </w:tr>
-      <w:tr>
-        <w:trPr>
-          <w:jc w:val="center"/>
-        </w:trPr>
-        <w:tc>
-          <w:tcPr>
-            <w:tcW w:w="1337" w:type="dxa"/>
-            <w:tcBorders>
-              <w:top w:val="nil"/>
-              <w:left w:val="nil"/>
-              <w:bottom w:val="single" w:sz="12" w:space="0" w:color="000000"/>
-              <w:right w:val="nil"/>
-            </w:tcBorders>
-          </w:tcPr>
-          <w:p>
-            <w:r>
-              <w:rPr>
-                <w:rFonts w:ascii="Times New Roman" w:eastAsia="Times New Roman" w:hAnsi="Times New Roman" w:cs="Times New Roman"/>
-                <w:sz w:val="20"/>
-              </w:rPr>
-              <w:t>Controls: RPS Mandate</w:t>
-            </w:r>
-          </w:p>
-        </w:tc>
-        <w:tc>
-          <w:tcPr>
-            <w:tcW w:w="1337" w:type="dxa"/>
-            <w:tcBorders>
-              <w:top w:val="nil"/>
-              <w:left w:val="nil"/>
-              <w:bottom w:val="single" w:sz="12" w:space="0" w:color="000000"/>
-              <w:right w:val="nil"/>
-            </w:tcBorders>
-          </w:tcPr>
-          <w:p>
-            <w:pPr>
-              <w:jc w:val="center"/>
-            </w:pPr>
-            <w:r>
-              <w:rPr>
-                <w:rFonts w:ascii="Times New Roman" w:eastAsia="Times New Roman" w:hAnsi="Times New Roman" w:cs="Times New Roman"/>
-                <w:sz w:val="20"/>
-              </w:rPr>
-              <w:t>No</w:t>
-            </w:r>
-          </w:p>
-        </w:tc>
-        <w:tc>
-          <w:tcPr>
-            <w:tcW w:w="1337" w:type="dxa"/>
-            <w:tcBorders>
-              <w:top w:val="nil"/>
-              <w:left w:val="nil"/>
-              <w:bottom w:val="single" w:sz="12" w:space="0" w:color="000000"/>
-              <w:right w:val="nil"/>
-            </w:tcBorders>
-          </w:tcPr>
-          <w:p>
-            <w:pPr>
-              <w:jc w:val="center"/>
-            </w:pPr>
-            <w:r>
-              <w:rPr>
-                <w:rFonts w:ascii="Times New Roman" w:eastAsia="Times New Roman" w:hAnsi="Times New Roman" w:cs="Times New Roman"/>
-                <w:sz w:val="20"/>
-              </w:rPr>
-              <w:t>Yes</w:t>
-            </w:r>
-          </w:p>
-        </w:tc>
-        <w:tc>
-          <w:tcPr>
-            <w:tcW w:w="1337" w:type="dxa"/>
-            <w:tcBorders>
-              <w:top w:val="nil"/>
-              <w:left w:val="nil"/>
-              <w:bottom w:val="single" w:sz="12" w:space="0" w:color="000000"/>
-              <w:right w:val="nil"/>
-            </w:tcBorders>
-          </w:tcPr>
-          <w:p>
-            <w:pPr>
-              <w:jc w:val="center"/>
-            </w:pPr>
-            <w:r>
-              <w:rPr>
-                <w:rFonts w:ascii="Times New Roman" w:eastAsia="Times New Roman" w:hAnsi="Times New Roman" w:cs="Times New Roman"/>
-                <w:sz w:val="20"/>
-              </w:rPr>
-              <w:t>No</w:t>
-            </w:r>
-          </w:p>
-        </w:tc>
-        <w:tc>
-          <w:tcPr>
-            <w:tcW w:w="1337" w:type="dxa"/>
-            <w:tcBorders>
-              <w:top w:val="nil"/>
-              <w:left w:val="nil"/>
-              <w:bottom w:val="single" w:sz="12" w:space="0" w:color="000000"/>
-              <w:right w:val="nil"/>
-            </w:tcBorders>
-          </w:tcPr>
-          <w:p>
-            <w:pPr>
-              <w:jc w:val="center"/>
-            </w:pPr>
-            <w:r>
-              <w:rPr>
-                <w:rFonts w:ascii="Times New Roman" w:eastAsia="Times New Roman" w:hAnsi="Times New Roman" w:cs="Times New Roman"/>
-                <w:sz w:val="20"/>
-              </w:rPr>
-              <w:t>Yes</w:t>
-            </w:r>
-          </w:p>
-        </w:tc>
-        <w:tc>
-          <w:tcPr>
-            <w:tcW w:w="1337" w:type="dxa"/>
-            <w:tcBorders>
-              <w:top w:val="nil"/>
-              <w:left w:val="nil"/>
-              <w:bottom w:val="single" w:sz="12" w:space="0" w:color="000000"/>
-              <w:right w:val="nil"/>
-            </w:tcBorders>
-          </w:tcPr>
-          <w:p>
-            <w:pPr>
-              <w:jc w:val="center"/>
-            </w:pPr>
-            <w:r>
-              <w:rPr>
-                <w:rFonts w:ascii="Times New Roman" w:eastAsia="Times New Roman" w:hAnsi="Times New Roman" w:cs="Times New Roman"/>
-                <w:sz w:val="20"/>
-              </w:rPr>
-              <w:t>No</w:t>
-            </w:r>
-          </w:p>
-        </w:tc>
-        <w:tc>
-          <w:tcPr>
-            <w:tcW w:w="1337" w:type="dxa"/>
-            <w:tcBorders>
-              <w:top w:val="nil"/>
-              <w:left w:val="nil"/>
-              <w:bottom w:val="single" w:sz="12" w:space="0" w:color="000000"/>
-              <w:right w:val="nil"/>
-            </w:tcBorders>
-          </w:tcPr>
-          <w:p>
-            <w:pPr>
-              <w:jc w:val="center"/>
-            </w:pPr>
-            <w:r>
-              <w:rPr>
-                <w:rFonts w:ascii="Times New Roman" w:eastAsia="Times New Roman" w:hAnsi="Times New Roman" w:cs="Times New Roman"/>
-                <w:sz w:val="20"/>
-              </w:rPr>
-              <w:t>Yes</w:t>
-            </w:r>
+          <w:p/>
+        </w:tc>
+        <w:tc>
+          <w:tcPr>
+            <w:tcW w:w="1337" w:type="dxa"/>
+            <w:tcBorders>
+              <w:top w:val="nil"/>
+              <w:left w:val="nil"/>
+              <w:bottom w:val="nil"/>
+              <w:right w:val="nil"/>
+            </w:tcBorders>
+          </w:tcPr>
+          <w:p>
+            <w:pPr>
+              <w:jc w:val="center"/>
+            </w:pPr>
+          </w:p>
+        </w:tc>
+        <w:tc>
+          <w:tcPr>
+            <w:tcW w:w="1337" w:type="dxa"/>
+            <w:tcBorders>
+              <w:top w:val="nil"/>
+              <w:left w:val="nil"/>
+              <w:bottom w:val="nil"/>
+              <w:right w:val="nil"/>
+            </w:tcBorders>
+          </w:tcPr>
+          <w:p>
+            <w:pPr>
+              <w:jc w:val="center"/>
+            </w:pPr>
+          </w:p>
+        </w:tc>
+        <w:tc>
+          <w:tcPr>
+            <w:tcW w:w="1337" w:type="dxa"/>
+            <w:tcBorders>
+              <w:top w:val="nil"/>
+              <w:left w:val="nil"/>
+              <w:bottom w:val="nil"/>
+              <w:right w:val="nil"/>
+            </w:tcBorders>
+          </w:tcPr>
+          <w:p>
+            <w:pPr>
+              <w:jc w:val="center"/>
+            </w:pPr>
+          </w:p>
+        </w:tc>
+        <w:tc>
+          <w:tcPr>
+            <w:tcW w:w="1337" w:type="dxa"/>
+            <w:tcBorders>
+              <w:top w:val="nil"/>
+              <w:left w:val="nil"/>
+              <w:bottom w:val="nil"/>
+              <w:right w:val="nil"/>
+            </w:tcBorders>
+          </w:tcPr>
+          <w:p>
+            <w:pPr>
+              <w:jc w:val="center"/>
+            </w:pPr>
+          </w:p>
+        </w:tc>
+        <w:tc>
+          <w:tcPr>
+            <w:tcW w:w="1337" w:type="dxa"/>
+            <w:tcBorders>
+              <w:top w:val="nil"/>
+              <w:left w:val="nil"/>
+              <w:bottom w:val="nil"/>
+              <w:right w:val="nil"/>
+            </w:tcBorders>
+          </w:tcPr>
+          <w:p>
+            <w:pPr>
+              <w:jc w:val="center"/>
+            </w:pPr>
+          </w:p>
+        </w:tc>
+        <w:tc>
+          <w:tcPr>
+            <w:tcW w:w="1337" w:type="dxa"/>
+            <w:tcBorders>
+              <w:top w:val="nil"/>
+              <w:left w:val="nil"/>
+              <w:bottom w:val="nil"/>
+              <w:right w:val="nil"/>
+            </w:tcBorders>
+          </w:tcPr>
+          <w:p>
+            <w:pPr>
+              <w:jc w:val="center"/>
+            </w:pPr>
           </w:p>
         </w:tc>
       </w:tr>
@@ -1786,25 +1201,7 @@
           <w:i/>
           <w:sz w:val="18"/>
         </w:rPr>
-        <w:t xml:space="preserve">Standard errors are reported in parentheses </w:t>
-      </w:r>
-      <w:proofErr w:type="gramStart"/>
-      <w:r>
-        <w:rPr>
-          <w:rFonts w:ascii="Times New Roman" w:eastAsia="Times New Roman" w:hAnsi="Times New Roman" w:cs="Times New Roman"/>
-          <w:i/>
-          <w:sz w:val="18"/>
-        </w:rPr>
-        <w:t>underneath</w:t>
-      </w:r>
-      <w:proofErr w:type="gramEnd"/>
-      <w:r>
-        <w:rPr>
-          <w:rFonts w:ascii="Times New Roman" w:eastAsia="Times New Roman" w:hAnsi="Times New Roman" w:cs="Times New Roman"/>
-          <w:i/>
-          <w:sz w:val="18"/>
-        </w:rPr>
-        <w:t xml:space="preserve"> the average post-treatment effects. Coefficients represent the aggregate dynamic ATT. Multi-collinearity due to dense treatment cohort distributions prevents the estimation of pre-trend metrics for aggregate specifications in columns (1) and (2) of Panel A. </w:t>
+        <w:t>Standard errors are reported in parentheses underneath the average post-treatment effects. Coefficients represent the aggregate dynamic ATT.</w:t>
       </w:r>
     </w:p>
     <w:p>
